--- a/docs/publication/releases/DS-011.docx
+++ b/docs/publication/releases/DS-011.docx
@@ -185,7 +185,7 @@
                 <w:color w:val="A7ABB3"/>
                 <w:sz w:val="24"/>
               </w:rPr>
-              <w:t>Version 0.2.1 — Draft</w:t>
+              <w:t>Version 0.5.0 — Draft</w:t>
             </w:r>
           </w:p>
           <w:p>
@@ -325,7 +325,7 @@
                 <w:color w:val="A7ABB3"/>
                 <w:sz w:val="18"/>
               </w:rPr>
-              <w:t>Source baseline commit: 34a65818d48f596122281075e18c6e5f36ec93b5</w:t>
+              <w:t>Source baseline commit: 8b5cf5bd0341d5d6f70c67302c8bce2069d0929a</w:t>
             </w:r>
           </w:p>
           <w:p>
@@ -341,7 +341,7 @@
                 <w:color w:val="A7ABB3"/>
                 <w:sz w:val="18"/>
               </w:rPr>
-              <w:t>Generation date: 2026-07-25T13:31:10-04:00</w:t>
+              <w:t>Generation date: 2026-07-25T16:51:31-04:00</w:t>
             </w:r>
           </w:p>
           <w:p>
@@ -511,7 +511,7 @@
                 <w:i w:val="0"/>
                 <w:sz w:val="19"/>
               </w:rPr>
-              <w:t>0.2.1</w:t>
+              <w:t>0.5.0</w:t>
             </w:r>
           </w:p>
         </w:tc>
@@ -721,7 +721,7 @@
                 <w:i w:val="0"/>
                 <w:sz w:val="19"/>
               </w:rPr>
-              <w:t>2026-07-24</w:t>
+              <w:t>2026-07-25</w:t>
             </w:r>
           </w:p>
         </w:tc>
@@ -850,6 +850,240 @@
                 <w:sz w:val="19"/>
               </w:rPr>
               <w:t>Summary</w:t>
+            </w:r>
+          </w:p>
+        </w:tc>
+      </w:tr>
+      <w:tr>
+        <w:tc>
+          <w:tcPr>
+            <w:tcW w:type="dxa" w:w="1008"/>
+          </w:tcPr>
+          <w:p>
+            <w:pPr>
+              <w:spacing w:after="80"/>
+            </w:pPr>
+            <w:r>
+              <w:rPr>
+                <w:rFonts w:ascii="Arial" w:hAnsi="Arial"/>
+                <w:b w:val="0"/>
+                <w:i w:val="0"/>
+                <w:sz w:val="19"/>
+              </w:rPr>
+              <w:t>0.5.0</w:t>
+            </w:r>
+          </w:p>
+        </w:tc>
+        <w:tc>
+          <w:tcPr>
+            <w:tcW w:type="dxa" w:w="1296"/>
+          </w:tcPr>
+          <w:p>
+            <w:pPr>
+              <w:spacing w:after="80"/>
+            </w:pPr>
+            <w:r>
+              <w:rPr>
+                <w:rFonts w:ascii="Arial" w:hAnsi="Arial"/>
+                <w:b w:val="0"/>
+                <w:i w:val="0"/>
+                <w:sz w:val="19"/>
+              </w:rPr>
+              <w:t>2026-07-25</w:t>
+            </w:r>
+          </w:p>
+        </w:tc>
+        <w:tc>
+          <w:tcPr>
+            <w:tcW w:type="dxa" w:w="2304"/>
+          </w:tcPr>
+          <w:p>
+            <w:pPr>
+              <w:spacing w:after="80"/>
+            </w:pPr>
+            <w:r>
+              <w:rPr>
+                <w:rFonts w:ascii="Arial" w:hAnsi="Arial"/>
+                <w:b w:val="0"/>
+                <w:i w:val="0"/>
+                <w:sz w:val="19"/>
+              </w:rPr>
+              <w:t>TheSinnerMan / Keeper</w:t>
+            </w:r>
+          </w:p>
+        </w:tc>
+        <w:tc>
+          <w:tcPr>
+            <w:tcW w:type="dxa" w:w="4464"/>
+          </w:tcPr>
+          <w:p>
+            <w:pPr>
+              <w:spacing w:after="80"/>
+            </w:pPr>
+            <w:r>
+              <w:rPr>
+                <w:rFonts w:ascii="Arial" w:hAnsi="Arial"/>
+                <w:b w:val="0"/>
+                <w:i w:val="0"/>
+                <w:sz w:val="19"/>
+              </w:rPr>
+              <w:t>Independent-audit blocker-repair (Blocker 4): corrected §6a's DS-JRN row, which had incorrectly represented DS-JRN-006 (Safe Progression, governing-classified Future/Exploratory in DS-002) as Planned and Sage/Phase-6-gated grouped together with DS-JRN-005. DS-JRN-006 is not Sage-dependent (its mechanic is education/discipline/process-consistency reward, unrelated to Sage coaching) and now carries no phase placement and no Planned classification anywhere in this document, consistent with DS-002's own governing classification. DS-JRN-005 (genuinely Sage-dependent, Planned) is unaffected.</w:t>
+            </w:r>
+          </w:p>
+        </w:tc>
+      </w:tr>
+      <w:tr>
+        <w:tc>
+          <w:tcPr>
+            <w:tcW w:type="dxa" w:w="1008"/>
+          </w:tcPr>
+          <w:p>
+            <w:pPr>
+              <w:spacing w:after="80"/>
+            </w:pPr>
+            <w:r>
+              <w:rPr>
+                <w:rFonts w:ascii="Arial" w:hAnsi="Arial"/>
+                <w:b w:val="0"/>
+                <w:i w:val="0"/>
+                <w:sz w:val="19"/>
+              </w:rPr>
+              <w:t>0.4.0</w:t>
+            </w:r>
+          </w:p>
+        </w:tc>
+        <w:tc>
+          <w:tcPr>
+            <w:tcW w:type="dxa" w:w="1296"/>
+          </w:tcPr>
+          <w:p>
+            <w:pPr>
+              <w:spacing w:after="80"/>
+            </w:pPr>
+            <w:r>
+              <w:rPr>
+                <w:rFonts w:ascii="Arial" w:hAnsi="Arial"/>
+                <w:b w:val="0"/>
+                <w:i w:val="0"/>
+                <w:sz w:val="19"/>
+              </w:rPr>
+              <w:t>2026-07-25</w:t>
+            </w:r>
+          </w:p>
+        </w:tc>
+        <w:tc>
+          <w:tcPr>
+            <w:tcW w:type="dxa" w:w="2304"/>
+          </w:tcPr>
+          <w:p>
+            <w:pPr>
+              <w:spacing w:after="80"/>
+            </w:pPr>
+            <w:r>
+              <w:rPr>
+                <w:rFonts w:ascii="Arial" w:hAnsi="Arial"/>
+                <w:b w:val="0"/>
+                <w:i w:val="0"/>
+                <w:sz w:val="19"/>
+              </w:rPr>
+              <w:t>TheSinnerMan / Keeper</w:t>
+            </w:r>
+          </w:p>
+        </w:tc>
+        <w:tc>
+          <w:tcPr>
+            <w:tcW w:type="dxa" w:w="4464"/>
+          </w:tcPr>
+          <w:p>
+            <w:pPr>
+              <w:spacing w:after="80"/>
+            </w:pPr>
+            <w:r>
+              <w:rPr>
+                <w:rFonts w:ascii="Arial" w:hAnsi="Arial"/>
+                <w:b w:val="0"/>
+                <w:i w:val="0"/>
+                <w:sz w:val="19"/>
+              </w:rPr>
+              <w:t>Independent-audit repair (H1, H3): added Phase Reference Table rows/mappings for DS-RSH (Research Intelligence), DS-JRN (Journal &amp; Review Intelligence), and DS-ALT/Discord (Alerts &amp; Monitoring), closing the H1 roadmap-placement gap — none previously appeared in §6's table. Renumbered the Founder Vision Completion section from the misnumbered "## 20." (skipping §§15–19) to the correct next-available "## 15." No existing phase's Purpose, Key Dependency, or Classification Note changed.</w:t>
+            </w:r>
+          </w:p>
+        </w:tc>
+      </w:tr>
+      <w:tr>
+        <w:tc>
+          <w:tcPr>
+            <w:tcW w:type="dxa" w:w="1008"/>
+          </w:tcPr>
+          <w:p>
+            <w:pPr>
+              <w:spacing w:after="80"/>
+            </w:pPr>
+            <w:r>
+              <w:rPr>
+                <w:rFonts w:ascii="Arial" w:hAnsi="Arial"/>
+                <w:b w:val="0"/>
+                <w:i w:val="0"/>
+                <w:sz w:val="19"/>
+              </w:rPr>
+              <w:t>0.3.0</w:t>
+            </w:r>
+          </w:p>
+        </w:tc>
+        <w:tc>
+          <w:tcPr>
+            <w:tcW w:type="dxa" w:w="1296"/>
+          </w:tcPr>
+          <w:p>
+            <w:pPr>
+              <w:spacing w:after="80"/>
+            </w:pPr>
+            <w:r>
+              <w:rPr>
+                <w:rFonts w:ascii="Arial" w:hAnsi="Arial"/>
+                <w:b w:val="0"/>
+                <w:i w:val="0"/>
+                <w:sz w:val="19"/>
+              </w:rPr>
+              <w:t>2026-07-25</w:t>
+            </w:r>
+          </w:p>
+        </w:tc>
+        <w:tc>
+          <w:tcPr>
+            <w:tcW w:type="dxa" w:w="2304"/>
+          </w:tcPr>
+          <w:p>
+            <w:pPr>
+              <w:spacing w:after="80"/>
+            </w:pPr>
+            <w:r>
+              <w:rPr>
+                <w:rFonts w:ascii="Arial" w:hAnsi="Arial"/>
+                <w:b w:val="0"/>
+                <w:i w:val="0"/>
+                <w:sz w:val="19"/>
+              </w:rPr>
+              <w:t>TheSinnerMan / Keeper</w:t>
+            </w:r>
+          </w:p>
+        </w:tc>
+        <w:tc>
+          <w:tcPr>
+            <w:tcW w:type="dxa" w:w="4464"/>
+          </w:tcPr>
+          <w:p>
+            <w:pPr>
+              <w:spacing w:after="80"/>
+            </w:pPr>
+            <w:r>
+              <w:rPr>
+                <w:rFonts w:ascii="Arial" w:hAnsi="Arial"/>
+                <w:b w:val="0"/>
+                <w:i w:val="0"/>
+                <w:sz w:val="19"/>
+              </w:rPr>
+              <w:t>Founder Vision Completion amendment and cross-volume traceability, including Discord notification boundaries where applicable.</w:t>
             </w:r>
           </w:p>
         </w:tc>
@@ -4865,6 +5099,581 @@
           <w:color w:val="0B0B0D"/>
           <w:sz w:val="44"/>
         </w:rPr>
+        <w:t>6a. Cross-Cutting Family Phase Mapping (added in the independent-audit H1 repair)</w:t>
+      </w:r>
+    </w:p>
+    <w:p>
+      <w:pPr>
+        <w:spacing w:after="120" w:line="288" w:lineRule="auto"/>
+      </w:pPr>
+      <w:r>
+        <w:rPr>
+          <w:rFonts w:ascii="Consolas" w:hAnsi="Consolas"/>
+          <w:b w:val="0"/>
+          <w:i w:val="0"/>
+          <w:sz w:val="20"/>
+        </w:rPr>
+        <w:t>ROADMAP.md</w:t>
+      </w:r>
+      <w:r>
+        <w:rPr>
+          <w:rFonts w:ascii="Arial" w:hAnsi="Arial"/>
+          <w:b w:val="0"/>
+          <w:i w:val="0"/>
+          <w:sz w:val="21"/>
+        </w:rPr>
+        <w:t xml:space="preserve"> predates the DS-RSH (Research Intelligence), DS-JRN (Journal &amp; Review Intelligence), and DS-ALT (Alerts &amp; Monitoring, including Discord) requirement families and does not name a dedicated phase for any of the three, which is the gap independent audit finding H1 identified — none of the three previously appeared anywhere in §6's table. This section maps each to its Key Dependency and Sequencing Category using the same DS-RM-002/DS-RM-015 rules §6 applies to every </w:t>
+      </w:r>
+      <w:r>
+        <w:rPr>
+          <w:rFonts w:ascii="Consolas" w:hAnsi="Consolas"/>
+          <w:b w:val="0"/>
+          <w:i w:val="0"/>
+          <w:sz w:val="20"/>
+        </w:rPr>
+        <w:t>ROADMAP.md</w:t>
+      </w:r>
+      <w:r>
+        <w:rPr>
+          <w:rFonts w:ascii="Arial" w:hAnsi="Arial"/>
+          <w:b w:val="0"/>
+          <w:i w:val="0"/>
+          <w:sz w:val="21"/>
+        </w:rPr>
+        <w:t>-named phase, without inventing a new numbered phase or an unsupported MVP commitment.</w:t>
+      </w:r>
+    </w:p>
+    <w:tbl>
+      <w:tblPr>
+        <w:tblW w:type="auto" w:w="0"/>
+        <w:tblLook w:firstColumn="1" w:firstRow="1" w:lastColumn="0" w:lastRow="0" w:noHBand="0" w:noVBand="1" w:val="04A0"/>
+        <w:tblBorders>
+          <w:top w:val="single" w:sz="4" w:space="0" w:color="2A2D33"/>
+          <w:left w:val="single" w:sz="4" w:space="0" w:color="2A2D33"/>
+          <w:bottom w:val="single" w:sz="4" w:space="0" w:color="2A2D33"/>
+          <w:right w:val="single" w:sz="4" w:space="0" w:color="2A2D33"/>
+          <w:insideH w:val="single" w:sz="4" w:space="0" w:color="2A2D33"/>
+          <w:insideV w:val="single" w:sz="4" w:space="0" w:color="2A2D33"/>
+        </w:tblBorders>
+        <w:tblLayout w:type="fixed"/>
+      </w:tblPr>
+      <w:tblGrid>
+        <w:gridCol w:w="1872"/>
+        <w:gridCol w:w="1872"/>
+        <w:gridCol w:w="1872"/>
+        <w:gridCol w:w="1872"/>
+        <w:gridCol w:w="1872"/>
+      </w:tblGrid>
+      <w:tr>
+        <w:tc>
+          <w:tcPr>
+            <w:tcW w:type="dxa" w:w="1872"/>
+            <w:shd w:val="clear" w:color="auto" w:fill="17181C"/>
+          </w:tcPr>
+          <w:p>
+            <w:r>
+              <w:rPr>
+                <w:rFonts w:ascii="Arial" w:hAnsi="Arial"/>
+                <w:b/>
+                <w:color w:val="F4F2EC"/>
+                <w:sz w:val="19"/>
+              </w:rPr>
+              <w:t>Family</w:t>
+            </w:r>
+          </w:p>
+        </w:tc>
+        <w:tc>
+          <w:tcPr>
+            <w:tcW w:type="dxa" w:w="1872"/>
+            <w:shd w:val="clear" w:color="auto" w:fill="17181C"/>
+          </w:tcPr>
+          <w:p>
+            <w:r>
+              <w:rPr>
+                <w:rFonts w:ascii="Arial" w:hAnsi="Arial"/>
+                <w:b/>
+                <w:color w:val="F4F2EC"/>
+                <w:sz w:val="19"/>
+              </w:rPr>
+              <w:t>Purpose</w:t>
+            </w:r>
+          </w:p>
+        </w:tc>
+        <w:tc>
+          <w:tcPr>
+            <w:tcW w:type="dxa" w:w="1872"/>
+            <w:shd w:val="clear" w:color="auto" w:fill="17181C"/>
+          </w:tcPr>
+          <w:p>
+            <w:r>
+              <w:rPr>
+                <w:rFonts w:ascii="Arial" w:hAnsi="Arial"/>
+                <w:b/>
+                <w:color w:val="F4F2EC"/>
+                <w:sz w:val="19"/>
+              </w:rPr>
+              <w:t>Key Dependency</w:t>
+            </w:r>
+          </w:p>
+        </w:tc>
+        <w:tc>
+          <w:tcPr>
+            <w:tcW w:type="dxa" w:w="1872"/>
+            <w:shd w:val="clear" w:color="auto" w:fill="17181C"/>
+          </w:tcPr>
+          <w:p>
+            <w:r>
+              <w:rPr>
+                <w:rFonts w:ascii="Arial" w:hAnsi="Arial"/>
+                <w:b/>
+                <w:color w:val="F4F2EC"/>
+                <w:sz w:val="19"/>
+              </w:rPr>
+              <w:t>Sequencing Category</w:t>
+            </w:r>
+          </w:p>
+        </w:tc>
+        <w:tc>
+          <w:tcPr>
+            <w:tcW w:type="dxa" w:w="1872"/>
+            <w:shd w:val="clear" w:color="auto" w:fill="17181C"/>
+          </w:tcPr>
+          <w:p>
+            <w:r>
+              <w:rPr>
+                <w:rFonts w:ascii="Arial" w:hAnsi="Arial"/>
+                <w:b/>
+                <w:color w:val="F4F2EC"/>
+                <w:sz w:val="19"/>
+              </w:rPr>
+              <w:t>Classification Note</w:t>
+            </w:r>
+          </w:p>
+        </w:tc>
+      </w:tr>
+      <w:tr>
+        <w:tc>
+          <w:tcPr>
+            <w:tcW w:type="dxa" w:w="1872"/>
+          </w:tcPr>
+          <w:p>
+            <w:pPr>
+              <w:spacing w:after="60"/>
+            </w:pPr>
+            <w:r>
+              <w:rPr>
+                <w:rFonts w:ascii="Arial" w:hAnsi="Arial"/>
+                <w:b w:val="0"/>
+                <w:i w:val="0"/>
+                <w:sz w:val="18"/>
+              </w:rPr>
+              <w:t>DS-ALT (Alerts &amp; Monitoring, incl. Discord)</w:t>
+            </w:r>
+          </w:p>
+        </w:tc>
+        <w:tc>
+          <w:tcPr>
+            <w:tcW w:type="dxa" w:w="1872"/>
+          </w:tcPr>
+          <w:p>
+            <w:pPr>
+              <w:spacing w:after="60"/>
+            </w:pPr>
+            <w:r>
+              <w:rPr>
+                <w:rFonts w:ascii="Arial" w:hAnsi="Arial"/>
+                <w:b w:val="0"/>
+                <w:i w:val="0"/>
+                <w:sz w:val="18"/>
+              </w:rPr>
+              <w:t>Notify users of market/watchlist/risk conditions without requiring continuous screen attention</w:t>
+            </w:r>
+          </w:p>
+        </w:tc>
+        <w:tc>
+          <w:tcPr>
+            <w:tcW w:type="dxa" w:w="1872"/>
+          </w:tcPr>
+          <w:p>
+            <w:pPr>
+              <w:spacing w:after="60"/>
+            </w:pPr>
+            <w:r>
+              <w:rPr>
+                <w:rFonts w:ascii="Arial" w:hAnsi="Arial"/>
+                <w:b w:val="0"/>
+                <w:i w:val="0"/>
+                <w:sz w:val="18"/>
+              </w:rPr>
+              <w:t>Phase 1 exits (market data, scanner, risk foundation)</w:t>
+            </w:r>
+          </w:p>
+        </w:tc>
+        <w:tc>
+          <w:tcPr>
+            <w:tcW w:type="dxa" w:w="1872"/>
+          </w:tcPr>
+          <w:p>
+            <w:pPr>
+              <w:spacing w:after="60"/>
+            </w:pPr>
+            <w:r>
+              <w:rPr>
+                <w:rFonts w:ascii="Arial" w:hAnsi="Arial"/>
+                <w:b w:val="0"/>
+                <w:i w:val="0"/>
+                <w:sz w:val="18"/>
+              </w:rPr>
+              <w:t>Parallel (independent of Phases 2–14; may enter once Phase 1's data/risk foundation exists)</w:t>
+            </w:r>
+          </w:p>
+        </w:tc>
+        <w:tc>
+          <w:tcPr>
+            <w:tcW w:type="dxa" w:w="1872"/>
+          </w:tcPr>
+          <w:p>
+            <w:pPr>
+              <w:spacing w:after="60"/>
+            </w:pPr>
+            <w:r>
+              <w:rPr>
+                <w:rFonts w:ascii="Arial" w:hAnsi="Arial"/>
+                <w:b w:val="0"/>
+                <w:i w:val="0"/>
+                <w:sz w:val="18"/>
+              </w:rPr>
+              <w:t>Planned — DS-ALT-001/002/003 family; DS-ALT-004 (Discord) and DS-INT-006 additionally benefit from, but do not require, Phase 6's Sage summarization capability for richer daily/weekly report content</w:t>
+            </w:r>
+          </w:p>
+        </w:tc>
+      </w:tr>
+      <w:tr>
+        <w:tc>
+          <w:tcPr>
+            <w:tcW w:type="dxa" w:w="1872"/>
+          </w:tcPr>
+          <w:p>
+            <w:pPr>
+              <w:spacing w:after="60"/>
+            </w:pPr>
+            <w:r>
+              <w:rPr>
+                <w:rFonts w:ascii="Arial" w:hAnsi="Arial"/>
+                <w:b w:val="0"/>
+                <w:i w:val="0"/>
+                <w:sz w:val="18"/>
+              </w:rPr>
+              <w:t>DS-RSH (Research Intelligence)</w:t>
+            </w:r>
+          </w:p>
+        </w:tc>
+        <w:tc>
+          <w:tcPr>
+            <w:tcW w:type="dxa" w:w="1872"/>
+          </w:tcPr>
+          <w:p>
+            <w:pPr>
+              <w:spacing w:after="60"/>
+            </w:pPr>
+            <w:r>
+              <w:rPr>
+                <w:rFonts w:ascii="Arial" w:hAnsi="Arial"/>
+                <w:b w:val="0"/>
+                <w:i w:val="0"/>
+                <w:sz w:val="18"/>
+              </w:rPr>
+              <w:t>Evidence-governed news/filings/earnings/macro/insider/political research and thesis monitoring</w:t>
+            </w:r>
+          </w:p>
+        </w:tc>
+        <w:tc>
+          <w:tcPr>
+            <w:tcW w:type="dxa" w:w="1872"/>
+          </w:tcPr>
+          <w:p>
+            <w:pPr>
+              <w:spacing w:after="60"/>
+            </w:pPr>
+            <w:r>
+              <w:rPr>
+                <w:rFonts w:ascii="Arial" w:hAnsi="Arial"/>
+                <w:b w:val="0"/>
+                <w:i w:val="0"/>
+                <w:sz w:val="18"/>
+              </w:rPr>
+              <w:t>Phase 1 exits (market data foundation) for evidence ingestion/storage; Phase 6 exits (Sage) for the bounded Sage research workflow (DS-RSH-006) specifically</w:t>
+            </w:r>
+          </w:p>
+        </w:tc>
+        <w:tc>
+          <w:tcPr>
+            <w:tcW w:type="dxa" w:w="1872"/>
+          </w:tcPr>
+          <w:p>
+            <w:pPr>
+              <w:spacing w:after="60"/>
+            </w:pPr>
+            <w:r>
+              <w:rPr>
+                <w:rFonts w:ascii="Arial" w:hAnsi="Arial"/>
+                <w:b w:val="0"/>
+                <w:i w:val="0"/>
+                <w:sz w:val="18"/>
+              </w:rPr>
+              <w:t>Parallel (independent of Phases 2–5, 7–14; evidence ingestion/storage per DS-ARC-026 does not require Sage to exist, only DS-RSH-006's Sage-orchestrated workflow does)</w:t>
+            </w:r>
+          </w:p>
+        </w:tc>
+        <w:tc>
+          <w:tcPr>
+            <w:tcW w:type="dxa" w:w="1872"/>
+          </w:tcPr>
+          <w:p>
+            <w:pPr>
+              <w:spacing w:after="60"/>
+            </w:pPr>
+            <w:r>
+              <w:rPr>
+                <w:rFonts w:ascii="Arial" w:hAnsi="Arial"/>
+                <w:b w:val="0"/>
+                <w:i w:val="0"/>
+                <w:sz w:val="18"/>
+              </w:rPr>
+              <w:t>Planned — DS-RSH family; DS-RSH-006 is additionally gated by Phase 6 per DS-RM-009's Sage-gating rule</w:t>
+            </w:r>
+          </w:p>
+        </w:tc>
+      </w:tr>
+      <w:tr>
+        <w:tc>
+          <w:tcPr>
+            <w:tcW w:type="dxa" w:w="1872"/>
+          </w:tcPr>
+          <w:p>
+            <w:pPr>
+              <w:spacing w:after="60"/>
+            </w:pPr>
+            <w:r>
+              <w:rPr>
+                <w:rFonts w:ascii="Arial" w:hAnsi="Arial"/>
+                <w:b w:val="0"/>
+                <w:i w:val="0"/>
+                <w:sz w:val="18"/>
+              </w:rPr>
+              <w:t>DS-JRN (Journal &amp; Review Intelligence)</w:t>
+            </w:r>
+          </w:p>
+        </w:tc>
+        <w:tc>
+          <w:tcPr>
+            <w:tcW w:type="dxa" w:w="1872"/>
+          </w:tcPr>
+          <w:p>
+            <w:pPr>
+              <w:spacing w:after="60"/>
+            </w:pPr>
+            <w:r>
+              <w:rPr>
+                <w:rFonts w:ascii="Arial" w:hAnsi="Arial"/>
+                <w:b w:val="0"/>
+                <w:i w:val="0"/>
+                <w:sz w:val="18"/>
+              </w:rPr>
+              <w:t>Structured trade journal, daily/weekly review, and Sage coaching</w:t>
+            </w:r>
+          </w:p>
+        </w:tc>
+        <w:tc>
+          <w:tcPr>
+            <w:tcW w:type="dxa" w:w="1872"/>
+          </w:tcPr>
+          <w:p>
+            <w:pPr>
+              <w:spacing w:after="60"/>
+            </w:pPr>
+            <w:r>
+              <w:rPr>
+                <w:rFonts w:ascii="Arial" w:hAnsi="Arial"/>
+                <w:b w:val="0"/>
+                <w:i w:val="0"/>
+                <w:sz w:val="18"/>
+              </w:rPr>
+              <w:t>Phase 4 exits (Portfolio/Transaction data, DS-PRT) for deterministic performance figures; Phase 6 exits (Sage) for Sage-drafted review commentary (DS-JRN-005) specifically</w:t>
+            </w:r>
+          </w:p>
+        </w:tc>
+        <w:tc>
+          <w:tcPr>
+            <w:tcW w:type="dxa" w:w="1872"/>
+          </w:tcPr>
+          <w:p>
+            <w:pPr>
+              <w:spacing w:after="60"/>
+            </w:pPr>
+            <w:r>
+              <w:rPr>
+                <w:rFonts w:ascii="Arial" w:hAnsi="Arial"/>
+                <w:b w:val="0"/>
+                <w:i w:val="0"/>
+                <w:sz w:val="18"/>
+              </w:rPr>
+              <w:t>Parallel (independent of Phases 2–3, 5, 7–14; journal capture per DS-ARC-027 does not require Sage to exist, only DS-JRN-005's Sage coaching does)</w:t>
+            </w:r>
+          </w:p>
+        </w:tc>
+        <w:tc>
+          <w:tcPr>
+            <w:tcW w:type="dxa" w:w="1872"/>
+          </w:tcPr>
+          <w:p>
+            <w:pPr>
+              <w:spacing w:after="60"/>
+            </w:pPr>
+            <w:r>
+              <w:rPr>
+                <w:rFonts w:ascii="Arial" w:hAnsi="Arial"/>
+                <w:b w:val="0"/>
+                <w:i w:val="0"/>
+                <w:sz w:val="18"/>
+              </w:rPr>
+              <w:t xml:space="preserve">Planned — DS-JRN-001 through DS-JRN-005 and DS-JRN-007; DS-JRN-005 is additionally gated by Phase 6 per DS-RM-009's Sage-gating rule. </w:t>
+            </w:r>
+            <w:r>
+              <w:rPr>
+                <w:rFonts w:ascii="Arial" w:hAnsi="Arial"/>
+                <w:b/>
+                <w:i w:val="0"/>
+                <w:sz w:val="18"/>
+              </w:rPr>
+              <w:t>DS-JRN-006 (Safe Progression) is Future/Exploratory, not Planned, and is not Sage-dependent</w:t>
+            </w:r>
+            <w:r>
+              <w:rPr>
+                <w:rFonts w:ascii="Arial" w:hAnsi="Arial"/>
+                <w:b w:val="0"/>
+                <w:i w:val="0"/>
+                <w:sz w:val="18"/>
+              </w:rPr>
+              <w:t xml:space="preserve"> — its education/discipline/process-consistency reward mechanic has no Sage-coaching relationship and is corrected here (independent-audit repair) to no longer be grouped with DS-JRN-005's Phase-6 gate; it carries no phase placement at all pending a future owner decision to promote it out of Future/Exploratory (DS-RM-012 applies: roadmap non-mention is not itself a commitment).</w:t>
+            </w:r>
+          </w:p>
+        </w:tc>
+      </w:tr>
+    </w:tbl>
+    <w:p>
+      <w:pPr>
+        <w:spacing w:after="120" w:line="288" w:lineRule="auto"/>
+      </w:pPr>
+      <w:r>
+        <w:rPr>
+          <w:rFonts w:ascii="Arial" w:hAnsi="Arial"/>
+          <w:b/>
+          <w:i w:val="0"/>
+          <w:sz w:val="21"/>
+        </w:rPr>
+        <w:t>Acceptance Criteria:</w:t>
+      </w:r>
+    </w:p>
+    <w:p>
+      <w:pPr>
+        <w:pStyle w:val="ListBullet"/>
+        <w:spacing w:after="60"/>
+      </w:pPr>
+      <w:r>
+        <w:rPr>
+          <w:rFonts w:ascii="Arial" w:hAnsi="Arial"/>
+          <w:b w:val="0"/>
+          <w:i w:val="0"/>
+          <w:sz w:val="21"/>
+        </w:rPr>
+        <w:t>DS-RSH, DS-JRN, and DS-ALT each appear with an explicit Key Dependency and Sequencing Category, closing the independent-audit H1 gap.</w:t>
+      </w:r>
+    </w:p>
+    <w:p>
+      <w:pPr>
+        <w:pStyle w:val="ListBullet"/>
+        <w:spacing w:after="60"/>
+      </w:pPr>
+      <w:r>
+        <w:rPr>
+          <w:rFonts w:ascii="Arial" w:hAnsi="Arial"/>
+          <w:b w:val="0"/>
+          <w:i w:val="0"/>
+          <w:sz w:val="21"/>
+        </w:rPr>
+        <w:t>No mapping in this table commits a delivery date or promotes any DS-RSH/DS-JRN/DS-ALT requirement beyond its own DS-002-stated Release Classification (all Planned) — this table fixes sequencing, not classification, per DS-RM-002.</w:t>
+      </w:r>
+    </w:p>
+    <w:p>
+      <w:pPr>
+        <w:pStyle w:val="ListBullet"/>
+        <w:spacing w:after="60"/>
+      </w:pPr>
+      <w:r>
+        <w:rPr>
+          <w:rFonts w:ascii="Arial" w:hAnsi="Arial"/>
+          <w:b w:val="0"/>
+          <w:i w:val="0"/>
+          <w:sz w:val="21"/>
+        </w:rPr>
+        <w:t>The Sage-dependent sub-requirements within each family (DS-RSH-006; DS-JRN-005 only) are called out individually rather than implying the entire family waits on Phase 6.</w:t>
+      </w:r>
+    </w:p>
+    <w:p>
+      <w:pPr>
+        <w:pStyle w:val="ListBullet"/>
+        <w:spacing w:after="60"/>
+      </w:pPr>
+      <w:r>
+        <w:rPr>
+          <w:rFonts w:ascii="Arial" w:hAnsi="Arial"/>
+          <w:b w:val="0"/>
+          <w:i w:val="0"/>
+          <w:sz w:val="21"/>
+        </w:rPr>
+        <w:t>DS-JRN-006 is never represented as Planned or as Sage-gated anywhere in this table — it retains DS-002's own Future/Exploratory classification and carries no phase dependency, consistent with DS-RM-002 (this table fixes sequencing for committed/planned direction; it does not promote a Future/Exploratory item).</w:t>
+      </w:r>
+    </w:p>
+    <w:p>
+      <w:pPr>
+        <w:spacing w:after="120" w:line="288" w:lineRule="auto"/>
+      </w:pPr>
+      <w:r>
+        <w:rPr>
+          <w:rFonts w:ascii="Arial" w:hAnsi="Arial"/>
+          <w:b/>
+          <w:i w:val="0"/>
+          <w:sz w:val="21"/>
+        </w:rPr>
+        <w:t>Testing:</w:t>
+      </w:r>
+      <w:r>
+        <w:rPr>
+          <w:rFonts w:ascii="Arial" w:hAnsi="Arial"/>
+          <w:b w:val="0"/>
+          <w:i w:val="0"/>
+          <w:sz w:val="21"/>
+        </w:rPr>
+        <w:t xml:space="preserve"> Sequencing-category completeness audit, extended to this table (shared with DS-RM-015's own test).</w:t>
+      </w:r>
+    </w:p>
+    <w:p>
+      <w:pPr>
+        <w:pStyle w:val="Heading1"/>
+        <w:spacing w:before="480" w:after="240"/>
+        <w:pBdr>
+          <w:bottom w:val="single" w:sz="16" w:space="4" w:color="C8A45D"/>
+        </w:pBdr>
+      </w:pPr>
+      <w:r>
+        <w:rPr>
+          <w:rFonts w:ascii="Arial" w:hAnsi="Arial"/>
+          <w:b w:val="0"/>
+          <w:i w:val="0"/>
+          <w:color w:val="0B0B0D"/>
+          <w:sz w:val="44"/>
+        </w:rPr>
         <w:t>7. Sequencing and Gating</w:t>
       </w:r>
     </w:p>
@@ -7811,6 +8620,53 @@
           <w:sz w:val="21"/>
         </w:rPr>
         <w:t xml:space="preserve"> — unchanged from DS-002/DS-004 Appendix A; cross-referenced, not re-litigated here.</w:t>
+      </w:r>
+    </w:p>
+    <w:p>
+      <w:pPr>
+        <w:pStyle w:val="Heading1"/>
+        <w:spacing w:before="480" w:after="240"/>
+        <w:pBdr>
+          <w:bottom w:val="single" w:sz="16" w:space="4" w:color="C8A45D"/>
+        </w:pBdr>
+      </w:pPr>
+      <w:r>
+        <w:rPr>
+          <w:rFonts w:ascii="Arial" w:hAnsi="Arial"/>
+          <w:b w:val="0"/>
+          <w:i w:val="0"/>
+          <w:color w:val="0B0B0D"/>
+          <w:sz w:val="44"/>
+        </w:rPr>
+        <w:t>15. Founder Vision Completion Sequencing</w:t>
+      </w:r>
+    </w:p>
+    <w:p>
+      <w:pPr>
+        <w:spacing w:after="120" w:line="288" w:lineRule="auto"/>
+      </w:pPr>
+      <w:r>
+        <w:rPr>
+          <w:rFonts w:ascii="Arial" w:hAnsi="Arial"/>
+          <w:b w:val="0"/>
+          <w:i w:val="0"/>
+          <w:sz w:val="21"/>
+        </w:rPr>
+        <w:t>The roadmap shall deliver an early recognizable DarkSage experience rather than postponing intelligence until late phases. Early desktop slices should include live/current charts, basic scanner/signal context, deterministic explanations, and a constrained Sage explanation layer. Deeper multi-step Sage research, persistent monitoring, advanced journal coaching, and specialized models may follow after their dependencies mature.</w:t>
+      </w:r>
+    </w:p>
+    <w:p>
+      <w:pPr>
+        <w:spacing w:after="120" w:line="288" w:lineRule="auto"/>
+      </w:pPr>
+      <w:r>
+        <w:rPr>
+          <w:rFonts w:ascii="Arial" w:hAnsi="Arial"/>
+          <w:b w:val="0"/>
+          <w:i w:val="0"/>
+          <w:sz w:val="21"/>
+        </w:rPr>
+        <w:t>Discord notification support should enter with the general alerts/monitoring milestone: first webhook delivery, then an approved bot only if it provides material value. Full-Auto Paper remains paper-first. Restricted Full-Auto Live remains gated by security, reconciliation, operations, broker permissions, and independent approval.</w:t>
       </w:r>
     </w:p>
     <w:sectPr>
@@ -7957,7 +8813,7 @@
         <w:color w:val="A7ABB3"/>
         <w:sz w:val="15"/>
       </w:rPr>
-      <w:t>v0.2.1 — Draft  |  Classification: Internal</w:t>
+      <w:t>v0.5.0 — Draft  |  Classification: Internal</w:t>
     </w:r>
   </w:p>
   <w:p>
@@ -7970,7 +8826,7 @@
         <w:color w:val="A7ABB3"/>
         <w:sz w:val="14"/>
       </w:rPr>
-      <w:t>Generated from DS-011 v0.2.1 — baseline 34a65818d48f596122281075e18c6e5f36ec93b5</w:t>
+      <w:t>Generated from DS-011 v0.5.0 — baseline 8b5cf5bd0341d5d6f70c67302c8bce2069d0929a</w:t>
     </w:r>
   </w:p>
 </w:ftr>
@@ -8007,7 +8863,7 @@
         <w:color w:val="17181C"/>
         <w:sz w:val="17"/>
       </w:rPr>
-      <w:t>DarkSage — DS-011 — Development Roadmap</w:t>
+      <w:t>DarkSage — Development Roadmap</w:t>
     </w:r>
     <w:r>
       <w:tab/>
